--- a/spa/docx/65.content.docx
+++ b/spa/docx/65.content.docx
@@ -28,22 +28,6 @@
       </w:r>
     </w:p>
     <w:p>
-      <w:pPr>
-        <w:pStyle w:val="Heading2"/>
-      </w:pPr>
-      <w:r>
-        <w:rPr>
-          <w:lang w:val="es_ES" w:bidi="es_ES"/>
-        </w:rPr>
-        <w:t>License Information</w:t>
-      </w:r>
-      <w:r>
-        <w:rPr>
-          <w:lang w:val="es_ES" w:bidi="es_ES"/>
-        </w:rPr>
-      </w:r>
-    </w:p>
-    <w:p>
       <w:pPr/>
       <w:r>
         <w:rPr>
@@ -61,13 +45,7 @@
         <w:rPr>
           <w:lang w:val="es_ES" w:bidi="es_ES"/>
         </w:rPr>
-        <w:t xml:space="preserve"> (Spanish) is based on</w:t>
-      </w:r>
-      <w:r>
-        <w:rPr>
-          <w:lang w:val="es_ES" w:bidi="es_ES"/>
-        </w:rPr>
-        <w:t xml:space="preserve">: </w:t>
+        <w:t xml:space="preserve"> (Spanish) is based on: </w:t>
       </w:r>
       <w:r>
         <w:rPr>
@@ -188,19 +166,6 @@
       <w:pPr>
         <w:pStyle w:val="Heading2"/>
       </w:pPr>
-      <w:r>
-        <w:rPr>
-          <w:lang w:val="es_ES" w:bidi="es_ES"/>
-        </w:rPr>
-      </w:r>
-    </w:p>
-    <w:p>
-      <w:pPr/>
-      <w:r>
-        <w:rPr>
-          <w:lang w:val="es_ES" w:bidi="es_ES"/>
-        </w:rPr>
-      </w:r>
       <w:r>
         <w:rPr>
           <w:lang w:val="es_ES" w:bidi="es_ES"/>

--- a/spa/docx/65.content.docx
+++ b/spa/docx/65.content.docx
@@ -45,19 +45,7 @@
         <w:rPr>
           <w:lang w:val="es_ES" w:bidi="es_ES"/>
         </w:rPr>
-        <w:t xml:space="preserve"> (Spanish) is based on: </w:t>
-      </w:r>
-      <w:r>
-        <w:rPr>
-          <w:lang w:val="es_ES" w:bidi="es_ES"/>
-        </w:rPr>
-        <w:t>Reina Valera 1909</w:t>
-      </w:r>
-      <w:r>
-        <w:rPr>
-          <w:lang w:val="es_ES" w:bidi="es_ES"/>
-        </w:rPr>
-        <w:t xml:space="preserve">, </w:t>
+        <w:t xml:space="preserve"> © 1909 </w:t>
       </w:r>
       <w:hyperlink r:id="rId13">
         <w:r>
@@ -75,9 +63,9 @@
         <w:rPr>
           <w:lang w:val="es_ES" w:bidi="es_ES"/>
         </w:rPr>
-        <w:t xml:space="preserve">, None, which is licensed under a </w:t>
-      </w:r>
-      <w:hyperlink r:id="rId14">
+        <w:t xml:space="preserve">, licensed under a </w:t>
+      </w:r>
+      <w:hyperlink r:id="rId13">
         <w:r>
           <w:rPr>
             <w:lang w:val="es_ES" w:bidi="es_ES"/>
@@ -94,25 +82,6 @@
           <w:lang w:val="es_ES" w:bidi="es_ES"/>
         </w:rPr>
         <w:t>.</w:t>
-      </w:r>
-      <w:r>
-        <w:rPr>
-          <w:lang w:val="es_ES" w:bidi="es_ES"/>
-        </w:rPr>
-      </w:r>
-    </w:p>
-    <w:p>
-      <w:pPr/>
-      <w:r>
-        <w:rPr>
-          <w:lang w:val="es_ES" w:bidi="es_ES"/>
-        </w:rPr>
-      </w:r>
-      <w:r>
-        <w:rPr>
-          <w:lang w:val="es_ES" w:bidi="es_ES"/>
-        </w:rPr>
-        <w:t>This PDF version is provided under the same license.</w:t>
       </w:r>
       <w:r>
         <w:rPr>
@@ -212,14 +181,6 @@
       </w:pPr>
     </w:p>
     <w:p>
-      <w:pPr/>
-      <w:r>
-        <w:rPr>
-          <w:lang w:val="es_ES" w:bidi="es_ES"/>
-        </w:rPr>
-      </w:r>
-    </w:p>
-    <w:p>
       <w:pPr>
         <w:pStyle w:val="Heading2"/>
       </w:pPr>
@@ -227,7 +188,7 @@
         <w:rPr>
           <w:lang w:val="es_ES" w:bidi="es_ES"/>
         </w:rPr>
-        <w:t>Jude 1:1</w:t>
+        <w:t>Judas 1:1</w:t>
       </w:r>
       <w:r>
         <w:rPr>
@@ -255,16 +216,6 @@
         </w:rPr>
         <w:t xml:space="preserve"> JUDAS, siervo de Jesucristo, y hermano de Jacobo, á los llamados, santificados en Dios Padre, y conservados en Jesucristo:</w:t>
       </w:r>
-      <w:r>
-        <w:rPr>
-          <w:lang w:val="es_ES" w:bidi="es_ES"/>
-        </w:rPr>
-      </w:r>
-      <w:r>
-        <w:rPr>
-          <w:lang w:val="es_ES" w:bidi="es_ES"/>
-        </w:rPr>
-      </w:r>
     </w:p>
     <w:p>
       <w:pPr/>
@@ -273,6 +224,19 @@
           <w:lang w:val="es_ES" w:bidi="es_ES"/>
         </w:rPr>
       </w:r>
+      <w:r>
+        <w:rPr>
+          <w:vertAlign w:val="superscript"/>
+          <w:lang w:val="es_ES" w:bidi="es_ES"/>
+        </w:rPr>
+        <w:t>2</w:t>
+      </w:r>
+      <w:r>
+        <w:rPr>
+          <w:lang w:val="es_ES" w:bidi="es_ES"/>
+        </w:rPr>
+        <w:t xml:space="preserve"> Misericordia, y paz, y amor os sean multiplicados.</w:t>
+      </w:r>
     </w:p>
     <w:p>
       <w:pPr/>
@@ -286,23 +250,13 @@
           <w:vertAlign w:val="superscript"/>
           <w:lang w:val="es_ES" w:bidi="es_ES"/>
         </w:rPr>
-        <w:t>2</w:t>
-      </w:r>
-      <w:r>
-        <w:rPr>
-          <w:lang w:val="es_ES" w:bidi="es_ES"/>
-        </w:rPr>
-        <w:t xml:space="preserve"> Misericordia, y paz, y amor os sean multiplicados.</w:t>
-      </w:r>
-      <w:r>
-        <w:rPr>
-          <w:lang w:val="es_ES" w:bidi="es_ES"/>
-        </w:rPr>
-      </w:r>
-      <w:r>
-        <w:rPr>
-          <w:lang w:val="es_ES" w:bidi="es_ES"/>
-        </w:rPr>
+        <w:t>3</w:t>
+      </w:r>
+      <w:r>
+        <w:rPr>
+          <w:lang w:val="es_ES" w:bidi="es_ES"/>
+        </w:rPr>
+        <w:t xml:space="preserve"> Amados, por la gran solicitud que tenía de escribiros de la común salud, me ha sido necesario escribiros amonestándoos que contendáis eficazmente por la fe que ha sido una vez dada á los santos.</w:t>
       </w:r>
     </w:p>
     <w:p>
@@ -312,6 +266,19 @@
           <w:lang w:val="es_ES" w:bidi="es_ES"/>
         </w:rPr>
       </w:r>
+      <w:r>
+        <w:rPr>
+          <w:vertAlign w:val="superscript"/>
+          <w:lang w:val="es_ES" w:bidi="es_ES"/>
+        </w:rPr>
+        <w:t>4</w:t>
+      </w:r>
+      <w:r>
+        <w:rPr>
+          <w:lang w:val="es_ES" w:bidi="es_ES"/>
+        </w:rPr>
+        <w:t xml:space="preserve"> Porque algunos hombres han entrado encubiertamente, los cuales desde antes habían estado ordenados para esta condenación, hombres impíos, convirtiendo la gracia de nuestro Dios en disolución, y negando á Dios que solo es el que tiene dominio, y á nuestro Señor Jesucristo.</w:t>
+      </w:r>
     </w:p>
     <w:p>
       <w:pPr/>
@@ -325,23 +292,13 @@
           <w:vertAlign w:val="superscript"/>
           <w:lang w:val="es_ES" w:bidi="es_ES"/>
         </w:rPr>
-        <w:t>3</w:t>
-      </w:r>
-      <w:r>
-        <w:rPr>
-          <w:lang w:val="es_ES" w:bidi="es_ES"/>
-        </w:rPr>
-        <w:t xml:space="preserve"> Amados, por la gran solicitud que tenía de escribiros de la común salud, me ha sido necesario escribiros amonestándoos que contendáis eficazmente por la fe que ha sido una vez dada á los santos.</w:t>
-      </w:r>
-      <w:r>
-        <w:rPr>
-          <w:lang w:val="es_ES" w:bidi="es_ES"/>
-        </w:rPr>
-      </w:r>
-      <w:r>
-        <w:rPr>
-          <w:lang w:val="es_ES" w:bidi="es_ES"/>
-        </w:rPr>
+        <w:t>5</w:t>
+      </w:r>
+      <w:r>
+        <w:rPr>
+          <w:lang w:val="es_ES" w:bidi="es_ES"/>
+        </w:rPr>
+        <w:t xml:space="preserve"> Os quiero pues amonestar, ya que alguna vez habéis sabido esto, que el Señor habiendo salvado al pueblo de Egipto, después destruyó á los que no creían:</w:t>
       </w:r>
     </w:p>
     <w:p>
@@ -351,6 +308,19 @@
           <w:lang w:val="es_ES" w:bidi="es_ES"/>
         </w:rPr>
       </w:r>
+      <w:r>
+        <w:rPr>
+          <w:vertAlign w:val="superscript"/>
+          <w:lang w:val="es_ES" w:bidi="es_ES"/>
+        </w:rPr>
+        <w:t>6</w:t>
+      </w:r>
+      <w:r>
+        <w:rPr>
+          <w:lang w:val="es_ES" w:bidi="es_ES"/>
+        </w:rPr>
+        <w:t xml:space="preserve"> Y á los ángeles que no guardaron su dignidad, mas dejaron su habitación, los ha reservado debajo de oscuridad en prisiones eternas hasta el juicio del gran día:</w:t>
+      </w:r>
     </w:p>
     <w:p>
       <w:pPr/>
@@ -364,23 +334,13 @@
           <w:vertAlign w:val="superscript"/>
           <w:lang w:val="es_ES" w:bidi="es_ES"/>
         </w:rPr>
-        <w:t>4</w:t>
-      </w:r>
-      <w:r>
-        <w:rPr>
-          <w:lang w:val="es_ES" w:bidi="es_ES"/>
-        </w:rPr>
-        <w:t xml:space="preserve"> Porque algunos hombres han entrado encubiertamente, los cuales desde antes habían estado ordenados para esta condenación, hombres impíos, convirtiendo la gracia de nuestro Dios en disolución, y negando á Dios que solo es el que tiene dominio, y á nuestro Señor Jesucristo.</w:t>
-      </w:r>
-      <w:r>
-        <w:rPr>
-          <w:lang w:val="es_ES" w:bidi="es_ES"/>
-        </w:rPr>
-      </w:r>
-      <w:r>
-        <w:rPr>
-          <w:lang w:val="es_ES" w:bidi="es_ES"/>
-        </w:rPr>
+        <w:t>7</w:t>
+      </w:r>
+      <w:r>
+        <w:rPr>
+          <w:lang w:val="es_ES" w:bidi="es_ES"/>
+        </w:rPr>
+        <w:t xml:space="preserve"> Como Sodoma y Gomorra, y las ciudades comarcanas, las cuales de la misma manera que ellos habían fornicado, y habían seguido la carne extraña, fueron puestas por ejemplo, sufriendo el juicio del fuego eterno.</w:t>
       </w:r>
     </w:p>
     <w:p>
@@ -390,6 +350,19 @@
           <w:lang w:val="es_ES" w:bidi="es_ES"/>
         </w:rPr>
       </w:r>
+      <w:r>
+        <w:rPr>
+          <w:vertAlign w:val="superscript"/>
+          <w:lang w:val="es_ES" w:bidi="es_ES"/>
+        </w:rPr>
+        <w:t>8</w:t>
+      </w:r>
+      <w:r>
+        <w:rPr>
+          <w:lang w:val="es_ES" w:bidi="es_ES"/>
+        </w:rPr>
+        <w:t xml:space="preserve"> De la misma manera también estos soñadores amancillan la carne, y menosprecian la potestad, y vituperan las potestades superiores.</w:t>
+      </w:r>
     </w:p>
     <w:p>
       <w:pPr/>
@@ -403,23 +376,13 @@
           <w:vertAlign w:val="superscript"/>
           <w:lang w:val="es_ES" w:bidi="es_ES"/>
         </w:rPr>
-        <w:t>5</w:t>
-      </w:r>
-      <w:r>
-        <w:rPr>
-          <w:lang w:val="es_ES" w:bidi="es_ES"/>
-        </w:rPr>
-        <w:t xml:space="preserve"> Os quiero pues amonestar, ya que alguna vez habéis sabido esto, que el Señor habiendo salvado al pueblo de Egipto, después destruyó á los que no creían:</w:t>
-      </w:r>
-      <w:r>
-        <w:rPr>
-          <w:lang w:val="es_ES" w:bidi="es_ES"/>
-        </w:rPr>
-      </w:r>
-      <w:r>
-        <w:rPr>
-          <w:lang w:val="es_ES" w:bidi="es_ES"/>
-        </w:rPr>
+        <w:t>9</w:t>
+      </w:r>
+      <w:r>
+        <w:rPr>
+          <w:lang w:val="es_ES" w:bidi="es_ES"/>
+        </w:rPr>
+        <w:t xml:space="preserve"> Pero cuando el arcángel Miguel contendía con el diablo, disputando sobre el cuerpo de Moisés, no se atrevió á usar de juicio de maldición contra él, sino que dijo: El Señor te reprenda.</w:t>
       </w:r>
     </w:p>
     <w:p>
@@ -429,6 +392,19 @@
           <w:lang w:val="es_ES" w:bidi="es_ES"/>
         </w:rPr>
       </w:r>
+      <w:r>
+        <w:rPr>
+          <w:vertAlign w:val="superscript"/>
+          <w:lang w:val="es_ES" w:bidi="es_ES"/>
+        </w:rPr>
+        <w:t>10</w:t>
+      </w:r>
+      <w:r>
+        <w:rPr>
+          <w:lang w:val="es_ES" w:bidi="es_ES"/>
+        </w:rPr>
+        <w:t xml:space="preserve"> Pero éstos maldicen las cosas que no conocen; y las cosas que naturalmente conocen, se corrompen en ellas, como bestias brutas.</w:t>
+      </w:r>
     </w:p>
     <w:p>
       <w:pPr/>
@@ -442,23 +418,13 @@
           <w:vertAlign w:val="superscript"/>
           <w:lang w:val="es_ES" w:bidi="es_ES"/>
         </w:rPr>
-        <w:t>6</w:t>
-      </w:r>
-      <w:r>
-        <w:rPr>
-          <w:lang w:val="es_ES" w:bidi="es_ES"/>
-        </w:rPr>
-        <w:t xml:space="preserve"> Y á los ángeles que no guardaron su dignidad, mas dejaron su habitación, los ha reservado debajo de oscuridad en prisiones eternas hasta el juicio del gran día:</w:t>
-      </w:r>
-      <w:r>
-        <w:rPr>
-          <w:lang w:val="es_ES" w:bidi="es_ES"/>
-        </w:rPr>
-      </w:r>
-      <w:r>
-        <w:rPr>
-          <w:lang w:val="es_ES" w:bidi="es_ES"/>
-        </w:rPr>
+        <w:t>11</w:t>
+      </w:r>
+      <w:r>
+        <w:rPr>
+          <w:lang w:val="es_ES" w:bidi="es_ES"/>
+        </w:rPr>
+        <w:t xml:space="preserve"> ¡Ay de ellos! porque han seguido el camino de Caín, y se lanzaron en el error de Balaam por recompensa, y perecieron en la contradicción de Coré.</w:t>
       </w:r>
     </w:p>
     <w:p>
@@ -468,6 +434,19 @@
           <w:lang w:val="es_ES" w:bidi="es_ES"/>
         </w:rPr>
       </w:r>
+      <w:r>
+        <w:rPr>
+          <w:vertAlign w:val="superscript"/>
+          <w:lang w:val="es_ES" w:bidi="es_ES"/>
+        </w:rPr>
+        <w:t>12</w:t>
+      </w:r>
+      <w:r>
+        <w:rPr>
+          <w:lang w:val="es_ES" w:bidi="es_ES"/>
+        </w:rPr>
+        <w:t xml:space="preserve"> Estos son manchas en vuestros convites, que banquetean juntamente, apacentándose á sí mismos sin temor alguno: nubes sin agua, las cuales son llevadas de acá para allá de los vientos: árboles marchitos como en otoño, sin fruto, dos veces muertos y desarraigados;</w:t>
+      </w:r>
     </w:p>
     <w:p>
       <w:pPr/>
@@ -481,23 +460,13 @@
           <w:vertAlign w:val="superscript"/>
           <w:lang w:val="es_ES" w:bidi="es_ES"/>
         </w:rPr>
-        <w:t>7</w:t>
-      </w:r>
-      <w:r>
-        <w:rPr>
-          <w:lang w:val="es_ES" w:bidi="es_ES"/>
-        </w:rPr>
-        <w:t xml:space="preserve"> Como Sodoma y Gomorra, y las ciudades comarcanas, las cuales de la misma manera que ellos habían fornicado, y habían seguido la carne extraña, fueron puestas por ejemplo, sufriendo el juicio del fuego eterno.</w:t>
-      </w:r>
-      <w:r>
-        <w:rPr>
-          <w:lang w:val="es_ES" w:bidi="es_ES"/>
-        </w:rPr>
-      </w:r>
-      <w:r>
-        <w:rPr>
-          <w:lang w:val="es_ES" w:bidi="es_ES"/>
-        </w:rPr>
+        <w:t>13</w:t>
+      </w:r>
+      <w:r>
+        <w:rPr>
+          <w:lang w:val="es_ES" w:bidi="es_ES"/>
+        </w:rPr>
+        <w:t xml:space="preserve"> Fieras ondas de la mar, que espuman sus mismas abominaciones; estrellas erráticas, á las cuales es reservada eternalmente la oscuridad de las tinieblas.</w:t>
       </w:r>
     </w:p>
     <w:p>
@@ -507,6 +476,19 @@
           <w:lang w:val="es_ES" w:bidi="es_ES"/>
         </w:rPr>
       </w:r>
+      <w:r>
+        <w:rPr>
+          <w:vertAlign w:val="superscript"/>
+          <w:lang w:val="es_ES" w:bidi="es_ES"/>
+        </w:rPr>
+        <w:t>14</w:t>
+      </w:r>
+      <w:r>
+        <w:rPr>
+          <w:lang w:val="es_ES" w:bidi="es_ES"/>
+        </w:rPr>
+        <w:t xml:space="preserve"> De los cuales también profetizó Enoc, séptimo desde Adam, diciendo: He aquí, el Señor es venido con sus santos millares,</w:t>
+      </w:r>
     </w:p>
     <w:p>
       <w:pPr/>
@@ -520,23 +502,13 @@
           <w:vertAlign w:val="superscript"/>
           <w:lang w:val="es_ES" w:bidi="es_ES"/>
         </w:rPr>
-        <w:t>8</w:t>
-      </w:r>
-      <w:r>
-        <w:rPr>
-          <w:lang w:val="es_ES" w:bidi="es_ES"/>
-        </w:rPr>
-        <w:t xml:space="preserve"> De la misma manera también estos soñadores amancillan la carne, y menosprecian la potestad, y vituperan las potestades superiores.</w:t>
-      </w:r>
-      <w:r>
-        <w:rPr>
-          <w:lang w:val="es_ES" w:bidi="es_ES"/>
-        </w:rPr>
-      </w:r>
-      <w:r>
-        <w:rPr>
-          <w:lang w:val="es_ES" w:bidi="es_ES"/>
-        </w:rPr>
+        <w:t>15</w:t>
+      </w:r>
+      <w:r>
+        <w:rPr>
+          <w:lang w:val="es_ES" w:bidi="es_ES"/>
+        </w:rPr>
+        <w:t xml:space="preserve"> A hacer juicio contra todos, y á convencer á todos los impíos de entre ellos tocante á todas sus obras de impiedad que han hecho impíamente, y á todas las cosas duras que los pecadores impíos han hablado contra él.</w:t>
       </w:r>
     </w:p>
     <w:p>
@@ -546,6 +518,19 @@
           <w:lang w:val="es_ES" w:bidi="es_ES"/>
         </w:rPr>
       </w:r>
+      <w:r>
+        <w:rPr>
+          <w:vertAlign w:val="superscript"/>
+          <w:lang w:val="es_ES" w:bidi="es_ES"/>
+        </w:rPr>
+        <w:t>16</w:t>
+      </w:r>
+      <w:r>
+        <w:rPr>
+          <w:lang w:val="es_ES" w:bidi="es_ES"/>
+        </w:rPr>
+        <w:t xml:space="preserve"> Estos son murmuradores, querellosos, andando según sus deseos; y su boca habla cosas soberbias, teniendo en admiración las personas por causa del provecho.</w:t>
+      </w:r>
     </w:p>
     <w:p>
       <w:pPr/>
@@ -559,23 +544,13 @@
           <w:vertAlign w:val="superscript"/>
           <w:lang w:val="es_ES" w:bidi="es_ES"/>
         </w:rPr>
-        <w:t>9</w:t>
-      </w:r>
-      <w:r>
-        <w:rPr>
-          <w:lang w:val="es_ES" w:bidi="es_ES"/>
-        </w:rPr>
-        <w:t xml:space="preserve"> Pero cuando el arcángel Miguel contendía con el diablo, disputando sobre el cuerpo de Moisés, no se atrevió á usar de juicio de maldición contra él, sino que dijo: El Señor te reprenda.</w:t>
-      </w:r>
-      <w:r>
-        <w:rPr>
-          <w:lang w:val="es_ES" w:bidi="es_ES"/>
-        </w:rPr>
-      </w:r>
-      <w:r>
-        <w:rPr>
-          <w:lang w:val="es_ES" w:bidi="es_ES"/>
-        </w:rPr>
+        <w:t>17</w:t>
+      </w:r>
+      <w:r>
+        <w:rPr>
+          <w:lang w:val="es_ES" w:bidi="es_ES"/>
+        </w:rPr>
+        <w:t xml:space="preserve"> Mas vosotros, amados, tened memoria de las palabras que antes han sido dichas por los apóstoles de nuestro Señor Jesucristo;</w:t>
       </w:r>
     </w:p>
     <w:p>
@@ -585,6 +560,19 @@
           <w:lang w:val="es_ES" w:bidi="es_ES"/>
         </w:rPr>
       </w:r>
+      <w:r>
+        <w:rPr>
+          <w:vertAlign w:val="superscript"/>
+          <w:lang w:val="es_ES" w:bidi="es_ES"/>
+        </w:rPr>
+        <w:t>18</w:t>
+      </w:r>
+      <w:r>
+        <w:rPr>
+          <w:lang w:val="es_ES" w:bidi="es_ES"/>
+        </w:rPr>
+        <w:t xml:space="preserve"> Como os decían: Que en el postrer tiempo habría burladores, que andarían según sus malvados deseos.</w:t>
+      </w:r>
     </w:p>
     <w:p>
       <w:pPr/>
@@ -598,23 +586,13 @@
           <w:vertAlign w:val="superscript"/>
           <w:lang w:val="es_ES" w:bidi="es_ES"/>
         </w:rPr>
-        <w:t>10</w:t>
-      </w:r>
-      <w:r>
-        <w:rPr>
-          <w:lang w:val="es_ES" w:bidi="es_ES"/>
-        </w:rPr>
-        <w:t xml:space="preserve"> Pero éstos maldicen las cosas que no conocen; y las cosas que naturalmente conocen, se corrompen en ellas, como bestias brutas.</w:t>
-      </w:r>
-      <w:r>
-        <w:rPr>
-          <w:lang w:val="es_ES" w:bidi="es_ES"/>
-        </w:rPr>
-      </w:r>
-      <w:r>
-        <w:rPr>
-          <w:lang w:val="es_ES" w:bidi="es_ES"/>
-        </w:rPr>
+        <w:t>19</w:t>
+      </w:r>
+      <w:r>
+        <w:rPr>
+          <w:lang w:val="es_ES" w:bidi="es_ES"/>
+        </w:rPr>
+        <w:t xml:space="preserve"> Estos son los que hacen divisiones, sensuales, no teniendo el Espíritu.</w:t>
       </w:r>
     </w:p>
     <w:p>
@@ -624,6 +602,19 @@
           <w:lang w:val="es_ES" w:bidi="es_ES"/>
         </w:rPr>
       </w:r>
+      <w:r>
+        <w:rPr>
+          <w:vertAlign w:val="superscript"/>
+          <w:lang w:val="es_ES" w:bidi="es_ES"/>
+        </w:rPr>
+        <w:t>20</w:t>
+      </w:r>
+      <w:r>
+        <w:rPr>
+          <w:lang w:val="es_ES" w:bidi="es_ES"/>
+        </w:rPr>
+        <w:t xml:space="preserve"> Mas vosotros, oh amados, edificándoos sobre vuestra santísima fe, orando por el Espíritu Santo,</w:t>
+      </w:r>
     </w:p>
     <w:p>
       <w:pPr/>
@@ -637,23 +628,13 @@
           <w:vertAlign w:val="superscript"/>
           <w:lang w:val="es_ES" w:bidi="es_ES"/>
         </w:rPr>
-        <w:t>11</w:t>
-      </w:r>
-      <w:r>
-        <w:rPr>
-          <w:lang w:val="es_ES" w:bidi="es_ES"/>
-        </w:rPr>
-        <w:t xml:space="preserve"> ¡Ay de ellos! porque han seguido el camino de Caín, y se lanzaron en el error de Balaam por recompensa, y perecieron en la contradicción de Coré.</w:t>
-      </w:r>
-      <w:r>
-        <w:rPr>
-          <w:lang w:val="es_ES" w:bidi="es_ES"/>
-        </w:rPr>
-      </w:r>
-      <w:r>
-        <w:rPr>
-          <w:lang w:val="es_ES" w:bidi="es_ES"/>
-        </w:rPr>
+        <w:t>21</w:t>
+      </w:r>
+      <w:r>
+        <w:rPr>
+          <w:lang w:val="es_ES" w:bidi="es_ES"/>
+        </w:rPr>
+        <w:t xml:space="preserve"> Conservaos en el amor de Dios, esperando la misericordia de nuestro Señor Jesucristo, para vida eterna.</w:t>
       </w:r>
     </w:p>
     <w:p>
@@ -663,6 +644,19 @@
           <w:lang w:val="es_ES" w:bidi="es_ES"/>
         </w:rPr>
       </w:r>
+      <w:r>
+        <w:rPr>
+          <w:vertAlign w:val="superscript"/>
+          <w:lang w:val="es_ES" w:bidi="es_ES"/>
+        </w:rPr>
+        <w:t>22</w:t>
+      </w:r>
+      <w:r>
+        <w:rPr>
+          <w:lang w:val="es_ES" w:bidi="es_ES"/>
+        </w:rPr>
+        <w:t xml:space="preserve"> Y recibid á los unos en piedad, discerniendo:</w:t>
+      </w:r>
     </w:p>
     <w:p>
       <w:pPr/>
@@ -676,23 +670,13 @@
           <w:vertAlign w:val="superscript"/>
           <w:lang w:val="es_ES" w:bidi="es_ES"/>
         </w:rPr>
-        <w:t>12</w:t>
-      </w:r>
-      <w:r>
-        <w:rPr>
-          <w:lang w:val="es_ES" w:bidi="es_ES"/>
-        </w:rPr>
-        <w:t xml:space="preserve"> Estos son manchas en vuestros convites, que banquetean juntamente, apacentándose á sí mismos sin temor alguno: nubes sin agua, las cuales son llevadas de acá para allá de los vientos: árboles marchitos como en otoño, sin fruto, dos veces muertos y desarraigados;</w:t>
-      </w:r>
-      <w:r>
-        <w:rPr>
-          <w:lang w:val="es_ES" w:bidi="es_ES"/>
-        </w:rPr>
-      </w:r>
-      <w:r>
-        <w:rPr>
-          <w:lang w:val="es_ES" w:bidi="es_ES"/>
-        </w:rPr>
+        <w:t>23</w:t>
+      </w:r>
+      <w:r>
+        <w:rPr>
+          <w:lang w:val="es_ES" w:bidi="es_ES"/>
+        </w:rPr>
+        <w:t xml:space="preserve"> Mas haced salvos á los otros por temor, arrebatándolos del fuego; aborreciendo aun la ropa que es contaminada de la carne.</w:t>
       </w:r>
     </w:p>
     <w:p>
@@ -702,6 +686,19 @@
           <w:lang w:val="es_ES" w:bidi="es_ES"/>
         </w:rPr>
       </w:r>
+      <w:r>
+        <w:rPr>
+          <w:vertAlign w:val="superscript"/>
+          <w:lang w:val="es_ES" w:bidi="es_ES"/>
+        </w:rPr>
+        <w:t>24</w:t>
+      </w:r>
+      <w:r>
+        <w:rPr>
+          <w:lang w:val="es_ES" w:bidi="es_ES"/>
+        </w:rPr>
+        <w:t xml:space="preserve"> A aquel, pues, que es poderoso para guardaros sin caída, y presentaros delante de su gloria irreprensibles, con grande alegría,</w:t>
+      </w:r>
     </w:p>
     <w:p>
       <w:pPr/>
@@ -715,474 +712,6 @@
           <w:vertAlign w:val="superscript"/>
           <w:lang w:val="es_ES" w:bidi="es_ES"/>
         </w:rPr>
-        <w:t>13</w:t>
-      </w:r>
-      <w:r>
-        <w:rPr>
-          <w:lang w:val="es_ES" w:bidi="es_ES"/>
-        </w:rPr>
-        <w:t xml:space="preserve"> Fieras ondas de la mar, que espuman sus mismas abominaciones; estrellas erráticas, á las cuales es reservada eternalmente la oscuridad de las tinieblas.</w:t>
-      </w:r>
-      <w:r>
-        <w:rPr>
-          <w:lang w:val="es_ES" w:bidi="es_ES"/>
-        </w:rPr>
-      </w:r>
-      <w:r>
-        <w:rPr>
-          <w:lang w:val="es_ES" w:bidi="es_ES"/>
-        </w:rPr>
-      </w:r>
-    </w:p>
-    <w:p>
-      <w:pPr/>
-      <w:r>
-        <w:rPr>
-          <w:lang w:val="es_ES" w:bidi="es_ES"/>
-        </w:rPr>
-      </w:r>
-    </w:p>
-    <w:p>
-      <w:pPr/>
-      <w:r>
-        <w:rPr>
-          <w:lang w:val="es_ES" w:bidi="es_ES"/>
-        </w:rPr>
-      </w:r>
-      <w:r>
-        <w:rPr>
-          <w:vertAlign w:val="superscript"/>
-          <w:lang w:val="es_ES" w:bidi="es_ES"/>
-        </w:rPr>
-        <w:t>14</w:t>
-      </w:r>
-      <w:r>
-        <w:rPr>
-          <w:lang w:val="es_ES" w:bidi="es_ES"/>
-        </w:rPr>
-        <w:t xml:space="preserve"> De los cuales también profetizó Enoc, séptimo desde Adam, diciendo: He aquí, el Señor es venido con sus santos millares,</w:t>
-      </w:r>
-      <w:r>
-        <w:rPr>
-          <w:lang w:val="es_ES" w:bidi="es_ES"/>
-        </w:rPr>
-      </w:r>
-      <w:r>
-        <w:rPr>
-          <w:lang w:val="es_ES" w:bidi="es_ES"/>
-        </w:rPr>
-      </w:r>
-    </w:p>
-    <w:p>
-      <w:pPr/>
-      <w:r>
-        <w:rPr>
-          <w:lang w:val="es_ES" w:bidi="es_ES"/>
-        </w:rPr>
-      </w:r>
-    </w:p>
-    <w:p>
-      <w:pPr/>
-      <w:r>
-        <w:rPr>
-          <w:lang w:val="es_ES" w:bidi="es_ES"/>
-        </w:rPr>
-      </w:r>
-      <w:r>
-        <w:rPr>
-          <w:vertAlign w:val="superscript"/>
-          <w:lang w:val="es_ES" w:bidi="es_ES"/>
-        </w:rPr>
-        <w:t>15</w:t>
-      </w:r>
-      <w:r>
-        <w:rPr>
-          <w:lang w:val="es_ES" w:bidi="es_ES"/>
-        </w:rPr>
-        <w:t xml:space="preserve"> A hacer juicio contra todos, y á convencer á todos los impíos de entre ellos tocante á todas sus obras de impiedad que han hecho impíamente, y á todas las cosas duras que los pecadores impíos han hablado contra él.</w:t>
-      </w:r>
-      <w:r>
-        <w:rPr>
-          <w:lang w:val="es_ES" w:bidi="es_ES"/>
-        </w:rPr>
-      </w:r>
-      <w:r>
-        <w:rPr>
-          <w:lang w:val="es_ES" w:bidi="es_ES"/>
-        </w:rPr>
-      </w:r>
-    </w:p>
-    <w:p>
-      <w:pPr/>
-      <w:r>
-        <w:rPr>
-          <w:lang w:val="es_ES" w:bidi="es_ES"/>
-        </w:rPr>
-      </w:r>
-    </w:p>
-    <w:p>
-      <w:pPr/>
-      <w:r>
-        <w:rPr>
-          <w:lang w:val="es_ES" w:bidi="es_ES"/>
-        </w:rPr>
-      </w:r>
-      <w:r>
-        <w:rPr>
-          <w:vertAlign w:val="superscript"/>
-          <w:lang w:val="es_ES" w:bidi="es_ES"/>
-        </w:rPr>
-        <w:t>16</w:t>
-      </w:r>
-      <w:r>
-        <w:rPr>
-          <w:lang w:val="es_ES" w:bidi="es_ES"/>
-        </w:rPr>
-        <w:t xml:space="preserve"> Estos son murmuradores, querellosos, andando según sus deseos; y su boca habla cosas soberbias, teniendo en admiración las personas por causa del provecho.</w:t>
-      </w:r>
-      <w:r>
-        <w:rPr>
-          <w:lang w:val="es_ES" w:bidi="es_ES"/>
-        </w:rPr>
-      </w:r>
-      <w:r>
-        <w:rPr>
-          <w:lang w:val="es_ES" w:bidi="es_ES"/>
-        </w:rPr>
-      </w:r>
-    </w:p>
-    <w:p>
-      <w:pPr/>
-      <w:r>
-        <w:rPr>
-          <w:lang w:val="es_ES" w:bidi="es_ES"/>
-        </w:rPr>
-      </w:r>
-    </w:p>
-    <w:p>
-      <w:pPr/>
-      <w:r>
-        <w:rPr>
-          <w:lang w:val="es_ES" w:bidi="es_ES"/>
-        </w:rPr>
-      </w:r>
-      <w:r>
-        <w:rPr>
-          <w:vertAlign w:val="superscript"/>
-          <w:lang w:val="es_ES" w:bidi="es_ES"/>
-        </w:rPr>
-        <w:t>17</w:t>
-      </w:r>
-      <w:r>
-        <w:rPr>
-          <w:lang w:val="es_ES" w:bidi="es_ES"/>
-        </w:rPr>
-        <w:t xml:space="preserve"> Mas vosotros, amados, tened memoria de las palabras que antes han sido dichas por los apóstoles de nuestro Señor Jesucristo;</w:t>
-      </w:r>
-      <w:r>
-        <w:rPr>
-          <w:lang w:val="es_ES" w:bidi="es_ES"/>
-        </w:rPr>
-      </w:r>
-      <w:r>
-        <w:rPr>
-          <w:lang w:val="es_ES" w:bidi="es_ES"/>
-        </w:rPr>
-      </w:r>
-    </w:p>
-    <w:p>
-      <w:pPr/>
-      <w:r>
-        <w:rPr>
-          <w:lang w:val="es_ES" w:bidi="es_ES"/>
-        </w:rPr>
-      </w:r>
-    </w:p>
-    <w:p>
-      <w:pPr/>
-      <w:r>
-        <w:rPr>
-          <w:lang w:val="es_ES" w:bidi="es_ES"/>
-        </w:rPr>
-      </w:r>
-      <w:r>
-        <w:rPr>
-          <w:vertAlign w:val="superscript"/>
-          <w:lang w:val="es_ES" w:bidi="es_ES"/>
-        </w:rPr>
-        <w:t>18</w:t>
-      </w:r>
-      <w:r>
-        <w:rPr>
-          <w:lang w:val="es_ES" w:bidi="es_ES"/>
-        </w:rPr>
-        <w:t xml:space="preserve"> Como os decían: Que en el postrer tiempo habría burladores, que andarían según sus malvados deseos.</w:t>
-      </w:r>
-      <w:r>
-        <w:rPr>
-          <w:lang w:val="es_ES" w:bidi="es_ES"/>
-        </w:rPr>
-      </w:r>
-      <w:r>
-        <w:rPr>
-          <w:lang w:val="es_ES" w:bidi="es_ES"/>
-        </w:rPr>
-      </w:r>
-    </w:p>
-    <w:p>
-      <w:pPr/>
-      <w:r>
-        <w:rPr>
-          <w:lang w:val="es_ES" w:bidi="es_ES"/>
-        </w:rPr>
-      </w:r>
-    </w:p>
-    <w:p>
-      <w:pPr/>
-      <w:r>
-        <w:rPr>
-          <w:lang w:val="es_ES" w:bidi="es_ES"/>
-        </w:rPr>
-      </w:r>
-      <w:r>
-        <w:rPr>
-          <w:vertAlign w:val="superscript"/>
-          <w:lang w:val="es_ES" w:bidi="es_ES"/>
-        </w:rPr>
-        <w:t>19</w:t>
-      </w:r>
-      <w:r>
-        <w:rPr>
-          <w:lang w:val="es_ES" w:bidi="es_ES"/>
-        </w:rPr>
-        <w:t xml:space="preserve"> Estos son los que hacen divisiones, sensuales, no teniendo el Espíritu.</w:t>
-      </w:r>
-      <w:r>
-        <w:rPr>
-          <w:lang w:val="es_ES" w:bidi="es_ES"/>
-        </w:rPr>
-      </w:r>
-      <w:r>
-        <w:rPr>
-          <w:lang w:val="es_ES" w:bidi="es_ES"/>
-        </w:rPr>
-      </w:r>
-    </w:p>
-    <w:p>
-      <w:pPr/>
-      <w:r>
-        <w:rPr>
-          <w:lang w:val="es_ES" w:bidi="es_ES"/>
-        </w:rPr>
-      </w:r>
-    </w:p>
-    <w:p>
-      <w:pPr/>
-      <w:r>
-        <w:rPr>
-          <w:lang w:val="es_ES" w:bidi="es_ES"/>
-        </w:rPr>
-      </w:r>
-      <w:r>
-        <w:rPr>
-          <w:vertAlign w:val="superscript"/>
-          <w:lang w:val="es_ES" w:bidi="es_ES"/>
-        </w:rPr>
-        <w:t>20</w:t>
-      </w:r>
-      <w:r>
-        <w:rPr>
-          <w:lang w:val="es_ES" w:bidi="es_ES"/>
-        </w:rPr>
-        <w:t xml:space="preserve"> Mas vosotros, oh amados, edificándoos sobre vuestra santísima fe, orando por el Espíritu Santo,</w:t>
-      </w:r>
-      <w:r>
-        <w:rPr>
-          <w:lang w:val="es_ES" w:bidi="es_ES"/>
-        </w:rPr>
-      </w:r>
-      <w:r>
-        <w:rPr>
-          <w:lang w:val="es_ES" w:bidi="es_ES"/>
-        </w:rPr>
-      </w:r>
-    </w:p>
-    <w:p>
-      <w:pPr/>
-      <w:r>
-        <w:rPr>
-          <w:lang w:val="es_ES" w:bidi="es_ES"/>
-        </w:rPr>
-      </w:r>
-    </w:p>
-    <w:p>
-      <w:pPr/>
-      <w:r>
-        <w:rPr>
-          <w:lang w:val="es_ES" w:bidi="es_ES"/>
-        </w:rPr>
-      </w:r>
-      <w:r>
-        <w:rPr>
-          <w:vertAlign w:val="superscript"/>
-          <w:lang w:val="es_ES" w:bidi="es_ES"/>
-        </w:rPr>
-        <w:t>21</w:t>
-      </w:r>
-      <w:r>
-        <w:rPr>
-          <w:lang w:val="es_ES" w:bidi="es_ES"/>
-        </w:rPr>
-        <w:t xml:space="preserve"> Conservaos en el amor de Dios, esperando la misericordia de nuestro Señor Jesucristo, para vida eterna.</w:t>
-      </w:r>
-      <w:r>
-        <w:rPr>
-          <w:lang w:val="es_ES" w:bidi="es_ES"/>
-        </w:rPr>
-      </w:r>
-      <w:r>
-        <w:rPr>
-          <w:lang w:val="es_ES" w:bidi="es_ES"/>
-        </w:rPr>
-      </w:r>
-    </w:p>
-    <w:p>
-      <w:pPr/>
-      <w:r>
-        <w:rPr>
-          <w:lang w:val="es_ES" w:bidi="es_ES"/>
-        </w:rPr>
-      </w:r>
-    </w:p>
-    <w:p>
-      <w:pPr/>
-      <w:r>
-        <w:rPr>
-          <w:lang w:val="es_ES" w:bidi="es_ES"/>
-        </w:rPr>
-      </w:r>
-      <w:r>
-        <w:rPr>
-          <w:vertAlign w:val="superscript"/>
-          <w:lang w:val="es_ES" w:bidi="es_ES"/>
-        </w:rPr>
-        <w:t>22</w:t>
-      </w:r>
-      <w:r>
-        <w:rPr>
-          <w:lang w:val="es_ES" w:bidi="es_ES"/>
-        </w:rPr>
-        <w:t xml:space="preserve"> Y recibid á los unos en piedad, discerniendo:</w:t>
-      </w:r>
-      <w:r>
-        <w:rPr>
-          <w:lang w:val="es_ES" w:bidi="es_ES"/>
-        </w:rPr>
-      </w:r>
-      <w:r>
-        <w:rPr>
-          <w:lang w:val="es_ES" w:bidi="es_ES"/>
-        </w:rPr>
-      </w:r>
-    </w:p>
-    <w:p>
-      <w:pPr/>
-      <w:r>
-        <w:rPr>
-          <w:lang w:val="es_ES" w:bidi="es_ES"/>
-        </w:rPr>
-      </w:r>
-    </w:p>
-    <w:p>
-      <w:pPr/>
-      <w:r>
-        <w:rPr>
-          <w:lang w:val="es_ES" w:bidi="es_ES"/>
-        </w:rPr>
-      </w:r>
-      <w:r>
-        <w:rPr>
-          <w:vertAlign w:val="superscript"/>
-          <w:lang w:val="es_ES" w:bidi="es_ES"/>
-        </w:rPr>
-        <w:t>23</w:t>
-      </w:r>
-      <w:r>
-        <w:rPr>
-          <w:lang w:val="es_ES" w:bidi="es_ES"/>
-        </w:rPr>
-        <w:t xml:space="preserve"> Mas haced salvos á los otros por temor, arrebatándolos del fuego; aborreciendo aun la ropa que es contaminada de la carne.</w:t>
-      </w:r>
-      <w:r>
-        <w:rPr>
-          <w:lang w:val="es_ES" w:bidi="es_ES"/>
-        </w:rPr>
-      </w:r>
-      <w:r>
-        <w:rPr>
-          <w:lang w:val="es_ES" w:bidi="es_ES"/>
-        </w:rPr>
-      </w:r>
-    </w:p>
-    <w:p>
-      <w:pPr/>
-      <w:r>
-        <w:rPr>
-          <w:lang w:val="es_ES" w:bidi="es_ES"/>
-        </w:rPr>
-      </w:r>
-    </w:p>
-    <w:p>
-      <w:pPr/>
-      <w:r>
-        <w:rPr>
-          <w:lang w:val="es_ES" w:bidi="es_ES"/>
-        </w:rPr>
-      </w:r>
-      <w:r>
-        <w:rPr>
-          <w:vertAlign w:val="superscript"/>
-          <w:lang w:val="es_ES" w:bidi="es_ES"/>
-        </w:rPr>
-        <w:t>24</w:t>
-      </w:r>
-      <w:r>
-        <w:rPr>
-          <w:lang w:val="es_ES" w:bidi="es_ES"/>
-        </w:rPr>
-        <w:t xml:space="preserve"> A aquel, pues, que es poderoso para guardaros sin caída, y presentaros delante de su gloria irreprensibles, con grande alegría,</w:t>
-      </w:r>
-      <w:r>
-        <w:rPr>
-          <w:lang w:val="es_ES" w:bidi="es_ES"/>
-        </w:rPr>
-      </w:r>
-      <w:r>
-        <w:rPr>
-          <w:lang w:val="es_ES" w:bidi="es_ES"/>
-        </w:rPr>
-      </w:r>
-    </w:p>
-    <w:p>
-      <w:pPr/>
-      <w:r>
-        <w:rPr>
-          <w:lang w:val="es_ES" w:bidi="es_ES"/>
-        </w:rPr>
-      </w:r>
-    </w:p>
-    <w:p>
-      <w:pPr/>
-      <w:r>
-        <w:rPr>
-          <w:lang w:val="es_ES" w:bidi="es_ES"/>
-        </w:rPr>
-      </w:r>
-      <w:r>
-        <w:rPr>
-          <w:vertAlign w:val="superscript"/>
-          <w:lang w:val="es_ES" w:bidi="es_ES"/>
-        </w:rPr>
         <w:t>25</w:t>
       </w:r>
       <w:r>
@@ -1190,16 +719,6 @@
           <w:lang w:val="es_ES" w:bidi="es_ES"/>
         </w:rPr>
         <w:t xml:space="preserve"> Al Dios solo sabio, nuestro Salvador, sea gloria y magnificencia, imperio y potencia, ahora y en todos los siglos. Amén.</w:t>
-      </w:r>
-      <w:r>
-        <w:rPr>
-          <w:lang w:val="es_ES" w:bidi="es_ES"/>
-        </w:rPr>
-      </w:r>
-      <w:r>
-        <w:rPr>
-          <w:lang w:val="es_ES" w:bidi="es_ES"/>
-        </w:rPr>
       </w:r>
     </w:p>
     <w:sectPr>
